--- a/readme.docx
+++ b/readme.docx
@@ -4,27 +4,840 @@
   <w:body>
     <w:p>
       <w:pPr>
-        <w:pStyle w:val="3"/>
-      </w:pPr>
-      <w:r>
-        <w:t>匹配算法.py</w:t>
-      </w:r>
-    </w:p>
-    <w:p>
-      <w:pPr>
-        <w:rPr>
-          <w:rFonts w:hint="eastAsia" w:asciiTheme="minorEastAsia" w:hAnsiTheme="minorEastAsia" w:eastAsiaTheme="minorEastAsia" w:cstheme="minorEastAsia"/>
-          <w:sz w:val="24"/>
-          <w:szCs w:val="24"/>
-        </w:rPr>
-      </w:pPr>
-      <w:r>
-        <w:rPr>
-          <w:rFonts w:hint="eastAsia" w:asciiTheme="minorEastAsia" w:hAnsiTheme="minorEastAsia" w:eastAsiaTheme="minorEastAsia" w:cstheme="minorEastAsia"/>
-          <w:sz w:val="24"/>
-          <w:szCs w:val="24"/>
-        </w:rPr>
-        <w:t>采用四层匹配策略</w:t>
+        <w:rPr>
+          <w:rFonts w:ascii="宋体" w:hAnsi="宋体" w:eastAsia="宋体" w:cs="宋体"/>
+          <w:b/>
+          <w:bCs/>
+          <w:sz w:val="28"/>
+          <w:szCs w:val="28"/>
+        </w:rPr>
+      </w:pPr>
+      <w:r>
+        <w:rPr>
+          <w:rFonts w:ascii="宋体" w:hAnsi="宋体" w:eastAsia="宋体" w:cs="宋体"/>
+          <w:b/>
+          <w:bCs/>
+          <w:sz w:val="28"/>
+          <w:szCs w:val="28"/>
+        </w:rPr>
+        <w:t>Ansible 版本警告匹配与修复分析</w:t>
+      </w:r>
+    </w:p>
+    <w:p>
+      <w:pPr>
+        <w:rPr>
+          <w:rFonts w:hint="eastAsia" w:ascii="宋体" w:hAnsi="宋体" w:eastAsia="宋体" w:cs="宋体"/>
+          <w:b w:val="0"/>
+          <w:bCs w:val="0"/>
+          <w:sz w:val="24"/>
+          <w:szCs w:val="24"/>
+          <w:lang w:val="en-US" w:eastAsia="zh-CN"/>
+        </w:rPr>
+      </w:pPr>
+      <w:r>
+        <w:rPr>
+          <w:rFonts w:hint="eastAsia" w:ascii="宋体" w:hAnsi="宋体" w:eastAsia="宋体" w:cs="宋体"/>
+          <w:b w:val="0"/>
+          <w:bCs w:val="0"/>
+          <w:sz w:val="24"/>
+          <w:szCs w:val="24"/>
+          <w:lang w:val="en-US" w:eastAsia="zh-CN"/>
+        </w:rPr>
+        <w:t>目前仅支持ansible单项目和bandit工具扫描</w:t>
+      </w:r>
+    </w:p>
+    <w:p>
+      <w:pPr>
+        <w:rPr>
+          <w:rFonts w:hint="eastAsia" w:ascii="宋体" w:hAnsi="宋体" w:eastAsia="宋体" w:cs="宋体"/>
+          <w:b w:val="0"/>
+          <w:bCs w:val="0"/>
+          <w:sz w:val="24"/>
+          <w:szCs w:val="24"/>
+          <w:lang w:val="en-US" w:eastAsia="zh-CN"/>
+        </w:rPr>
+      </w:pPr>
+      <w:bookmarkStart w:id="0" w:name="_GoBack"/>
+      <w:bookmarkEnd w:id="0"/>
+      <w:r>
+        <w:rPr>
+          <w:rFonts w:ascii="宋体" w:hAnsi="宋体" w:eastAsia="宋体" w:cs="宋体"/>
+          <w:b/>
+          <w:bCs/>
+          <w:sz w:val="28"/>
+          <w:szCs w:val="28"/>
+        </w:rPr>
+        <w:br w:type="textWrapping"/>
+      </w:r>
+      <w:r>
+        <w:rPr>
+          <w:rFonts w:hint="eastAsia" w:ascii="宋体" w:hAnsi="宋体" w:eastAsia="宋体" w:cs="宋体"/>
+          <w:b/>
+          <w:bCs/>
+          <w:sz w:val="24"/>
+          <w:szCs w:val="24"/>
+          <w:lang w:val="en-US" w:eastAsia="zh-CN"/>
+        </w:rPr>
+        <w:t>项目结构：</w:t>
+      </w:r>
+    </w:p>
+    <w:p>
+      <w:pPr>
+        <w:rPr>
+          <w:rFonts w:hint="eastAsia" w:ascii="宋体" w:hAnsi="宋体" w:eastAsia="宋体" w:cs="宋体"/>
+          <w:b w:val="0"/>
+          <w:bCs w:val="0"/>
+          <w:sz w:val="24"/>
+          <w:szCs w:val="24"/>
+          <w:lang w:val="en-US" w:eastAsia="zh-CN"/>
+        </w:rPr>
+      </w:pPr>
+    </w:p>
+    <w:p>
+      <w:pPr>
+        <w:rPr>
+          <w:rFonts w:ascii="宋体" w:hAnsi="宋体" w:eastAsia="宋体" w:cs="宋体"/>
+          <w:sz w:val="24"/>
+          <w:szCs w:val="24"/>
+        </w:rPr>
+      </w:pPr>
+      <w:r>
+        <w:rPr>
+          <w:rFonts w:ascii="宋体" w:hAnsi="宋体" w:eastAsia="宋体" w:cs="宋体"/>
+          <w:sz w:val="24"/>
+          <w:szCs w:val="24"/>
+        </w:rPr>
+        <w:t xml:space="preserve">项目根目录/ </w:t>
+      </w:r>
+    </w:p>
+    <w:p>
+      <w:pPr>
+        <w:rPr>
+          <w:rFonts w:ascii="宋体" w:hAnsi="宋体" w:eastAsia="宋体" w:cs="宋体"/>
+          <w:sz w:val="24"/>
+          <w:szCs w:val="24"/>
+        </w:rPr>
+      </w:pPr>
+      <w:r>
+        <w:rPr>
+          <w:rFonts w:ascii="宋体" w:hAnsi="宋体" w:eastAsia="宋体" w:cs="宋体"/>
+          <w:sz w:val="24"/>
+          <w:szCs w:val="24"/>
+        </w:rPr>
+        <w:t xml:space="preserve">├── ansible/ # Ansible各版本源代码目录 </w:t>
+      </w:r>
+    </w:p>
+    <w:p>
+      <w:pPr>
+        <w:rPr>
+          <w:rFonts w:ascii="宋体" w:hAnsi="宋体" w:eastAsia="宋体" w:cs="宋体"/>
+          <w:sz w:val="24"/>
+          <w:szCs w:val="24"/>
+        </w:rPr>
+      </w:pPr>
+      <w:r>
+        <w:rPr>
+          <w:rFonts w:ascii="宋体" w:hAnsi="宋体" w:eastAsia="宋体" w:cs="宋体"/>
+          <w:sz w:val="24"/>
+          <w:szCs w:val="24"/>
+        </w:rPr>
+        <w:t xml:space="preserve">│ ├── ansible-2.17.1rc1/ </w:t>
+      </w:r>
+    </w:p>
+    <w:p>
+      <w:pPr>
+        <w:rPr>
+          <w:rFonts w:ascii="宋体" w:hAnsi="宋体" w:eastAsia="宋体" w:cs="宋体"/>
+          <w:sz w:val="24"/>
+          <w:szCs w:val="24"/>
+        </w:rPr>
+      </w:pPr>
+      <w:r>
+        <w:rPr>
+          <w:rFonts w:ascii="宋体" w:hAnsi="宋体" w:eastAsia="宋体" w:cs="宋体"/>
+          <w:sz w:val="24"/>
+          <w:szCs w:val="24"/>
+        </w:rPr>
+        <w:t xml:space="preserve">│ ├── ansible-2.17.4rc1/ </w:t>
+      </w:r>
+    </w:p>
+    <w:p>
+      <w:pPr>
+        <w:rPr>
+          <w:rFonts w:ascii="宋体" w:hAnsi="宋体" w:eastAsia="宋体" w:cs="宋体"/>
+          <w:sz w:val="24"/>
+          <w:szCs w:val="24"/>
+        </w:rPr>
+      </w:pPr>
+      <w:r>
+        <w:rPr>
+          <w:rFonts w:ascii="宋体" w:hAnsi="宋体" w:eastAsia="宋体" w:cs="宋体"/>
+          <w:sz w:val="24"/>
+          <w:szCs w:val="24"/>
+        </w:rPr>
+        <w:t xml:space="preserve">│ └── ...（其他待分析版本） </w:t>
+      </w:r>
+    </w:p>
+    <w:p>
+      <w:pPr>
+        <w:rPr>
+          <w:rFonts w:ascii="宋体" w:hAnsi="宋体" w:eastAsia="宋体" w:cs="宋体"/>
+          <w:sz w:val="24"/>
+          <w:szCs w:val="24"/>
+        </w:rPr>
+      </w:pPr>
+      <w:r>
+        <w:rPr>
+          <w:rFonts w:ascii="宋体" w:hAnsi="宋体" w:eastAsia="宋体" w:cs="宋体"/>
+          <w:sz w:val="24"/>
+          <w:szCs w:val="24"/>
+        </w:rPr>
+        <w:t xml:space="preserve">├── bandit_*.json # Bandit扫描文件（命名：bandit_版本名.json） </w:t>
+      </w:r>
+    </w:p>
+    <w:p>
+      <w:pPr>
+        <w:rPr>
+          <w:rFonts w:ascii="宋体" w:hAnsi="宋体" w:eastAsia="宋体" w:cs="宋体"/>
+          <w:sz w:val="24"/>
+          <w:szCs w:val="24"/>
+        </w:rPr>
+      </w:pPr>
+      <w:r>
+        <w:rPr>
+          <w:rFonts w:ascii="宋体" w:hAnsi="宋体" w:eastAsia="宋体" w:cs="宋体"/>
+          <w:sz w:val="24"/>
+          <w:szCs w:val="24"/>
+        </w:rPr>
+        <w:t xml:space="preserve">├── matcher.py # 工具主运行文件（核心入口） </w:t>
+      </w:r>
+    </w:p>
+    <w:p>
+      <w:pPr>
+        <w:rPr>
+          <w:rFonts w:ascii="宋体" w:hAnsi="宋体" w:eastAsia="宋体" w:cs="宋体"/>
+          <w:sz w:val="24"/>
+          <w:szCs w:val="24"/>
+        </w:rPr>
+      </w:pPr>
+      <w:r>
+        <w:rPr>
+          <w:rFonts w:ascii="宋体" w:hAnsi="宋体" w:eastAsia="宋体" w:cs="宋体"/>
+          <w:sz w:val="24"/>
+          <w:szCs w:val="24"/>
+        </w:rPr>
+        <w:t>└── 其他源码文件（diff_matcher.py/fix_analyzer.py等）</w:t>
+      </w:r>
+    </w:p>
+    <w:p>
+      <w:pPr>
+        <w:rPr>
+          <w:rFonts w:ascii="宋体" w:hAnsi="宋体" w:eastAsia="宋体" w:cs="宋体"/>
+          <w:sz w:val="24"/>
+          <w:szCs w:val="24"/>
+        </w:rPr>
+      </w:pPr>
+    </w:p>
+    <w:p>
+      <w:pPr>
+        <w:rPr>
+          <w:rFonts w:hint="eastAsia" w:ascii="宋体" w:hAnsi="宋体" w:eastAsia="宋体" w:cs="宋体"/>
+          <w:b/>
+          <w:bCs/>
+          <w:sz w:val="24"/>
+          <w:szCs w:val="24"/>
+          <w:lang w:val="en-US" w:eastAsia="zh-CN"/>
+        </w:rPr>
+      </w:pPr>
+      <w:r>
+        <w:rPr>
+          <w:rFonts w:hint="eastAsia" w:ascii="宋体" w:hAnsi="宋体" w:eastAsia="宋体" w:cs="宋体"/>
+          <w:b/>
+          <w:bCs/>
+          <w:sz w:val="24"/>
+          <w:szCs w:val="24"/>
+          <w:lang w:val="en-US" w:eastAsia="zh-CN"/>
+        </w:rPr>
+        <w:t>文件功能说明：</w:t>
+      </w:r>
+    </w:p>
+    <w:tbl>
+      <w:tblPr>
+        <w:tblStyle w:val="8"/>
+        <w:tblW w:w="0" w:type="auto"/>
+        <w:tblInd w:w="0" w:type="dxa"/>
+        <w:tblBorders>
+          <w:top w:val="single" w:color="auto" w:sz="4" w:space="0"/>
+          <w:left w:val="single" w:color="auto" w:sz="4" w:space="0"/>
+          <w:bottom w:val="single" w:color="auto" w:sz="4" w:space="0"/>
+          <w:right w:val="single" w:color="auto" w:sz="4" w:space="0"/>
+          <w:insideH w:val="single" w:color="auto" w:sz="4" w:space="0"/>
+          <w:insideV w:val="single" w:color="auto" w:sz="4" w:space="0"/>
+        </w:tblBorders>
+        <w:tblLayout w:type="autofit"/>
+        <w:tblCellMar>
+          <w:left w:w="108" w:type="dxa"/>
+          <w:right w:w="108" w:type="dxa"/>
+        </w:tblCellMar>
+      </w:tblPr>
+      <w:tblGrid>
+        <w:gridCol w:w="4261"/>
+        <w:gridCol w:w="4261"/>
+      </w:tblGrid>
+      <w:tr>
+        <w:tblPrEx>
+          <w:tblBorders>
+            <w:top w:val="single" w:color="auto" w:sz="4" w:space="0"/>
+            <w:left w:val="single" w:color="auto" w:sz="4" w:space="0"/>
+            <w:bottom w:val="single" w:color="auto" w:sz="4" w:space="0"/>
+            <w:right w:val="single" w:color="auto" w:sz="4" w:space="0"/>
+            <w:insideH w:val="single" w:color="auto" w:sz="4" w:space="0"/>
+            <w:insideV w:val="single" w:color="auto" w:sz="4" w:space="0"/>
+          </w:tblBorders>
+          <w:tblCellMar>
+            <w:left w:w="108" w:type="dxa"/>
+            <w:right w:w="108" w:type="dxa"/>
+          </w:tblCellMar>
+        </w:tblPrEx>
+        <w:tc>
+          <w:tcPr>
+            <w:tcW w:w="4261" w:type="dxa"/>
+          </w:tcPr>
+          <w:p>
+            <w:pPr>
+              <w:rPr>
+                <w:rFonts w:hint="default" w:ascii="宋体" w:hAnsi="宋体" w:eastAsia="宋体" w:cs="宋体"/>
+                <w:sz w:val="24"/>
+                <w:szCs w:val="24"/>
+                <w:vertAlign w:val="baseline"/>
+                <w:lang w:val="en-US" w:eastAsia="zh-CN"/>
+              </w:rPr>
+            </w:pPr>
+            <w:r>
+              <w:rPr>
+                <w:rFonts w:hint="eastAsia" w:ascii="宋体" w:hAnsi="宋体" w:eastAsia="宋体" w:cs="宋体"/>
+                <w:sz w:val="24"/>
+                <w:szCs w:val="24"/>
+                <w:vertAlign w:val="baseline"/>
+                <w:lang w:val="en-US" w:eastAsia="zh-CN"/>
+              </w:rPr>
+              <w:t>文件名</w:t>
+            </w:r>
+          </w:p>
+        </w:tc>
+        <w:tc>
+          <w:tcPr>
+            <w:tcW w:w="4261" w:type="dxa"/>
+          </w:tcPr>
+          <w:p>
+            <w:pPr>
+              <w:rPr>
+                <w:rFonts w:hint="default" w:ascii="宋体" w:hAnsi="宋体" w:eastAsia="宋体" w:cs="宋体"/>
+                <w:sz w:val="24"/>
+                <w:szCs w:val="24"/>
+                <w:vertAlign w:val="baseline"/>
+                <w:lang w:val="en-US" w:eastAsia="zh-CN"/>
+              </w:rPr>
+            </w:pPr>
+            <w:r>
+              <w:rPr>
+                <w:rFonts w:hint="eastAsia" w:ascii="宋体" w:hAnsi="宋体" w:eastAsia="宋体" w:cs="宋体"/>
+                <w:sz w:val="24"/>
+                <w:szCs w:val="24"/>
+                <w:vertAlign w:val="baseline"/>
+                <w:lang w:val="en-US" w:eastAsia="zh-CN"/>
+              </w:rPr>
+              <w:t>作用</w:t>
+            </w:r>
+          </w:p>
+        </w:tc>
+      </w:tr>
+      <w:tr>
+        <w:tblPrEx>
+          <w:tblBorders>
+            <w:top w:val="single" w:color="auto" w:sz="4" w:space="0"/>
+            <w:left w:val="single" w:color="auto" w:sz="4" w:space="0"/>
+            <w:bottom w:val="single" w:color="auto" w:sz="4" w:space="0"/>
+            <w:right w:val="single" w:color="auto" w:sz="4" w:space="0"/>
+            <w:insideH w:val="single" w:color="auto" w:sz="4" w:space="0"/>
+            <w:insideV w:val="single" w:color="auto" w:sz="4" w:space="0"/>
+          </w:tblBorders>
+          <w:tblCellMar>
+            <w:left w:w="108" w:type="dxa"/>
+            <w:right w:w="108" w:type="dxa"/>
+          </w:tblCellMar>
+        </w:tblPrEx>
+        <w:tc>
+          <w:tcPr>
+            <w:tcW w:w="4261" w:type="dxa"/>
+          </w:tcPr>
+          <w:p>
+            <w:pPr>
+              <w:rPr>
+                <w:rFonts w:hint="default" w:ascii="宋体" w:hAnsi="宋体" w:eastAsia="宋体" w:cs="宋体"/>
+                <w:sz w:val="24"/>
+                <w:szCs w:val="24"/>
+                <w:vertAlign w:val="baseline"/>
+                <w:lang w:val="en-US" w:eastAsia="zh-CN"/>
+              </w:rPr>
+            </w:pPr>
+            <w:r>
+              <w:rPr>
+                <w:rFonts w:hint="eastAsia" w:ascii="宋体" w:hAnsi="宋体" w:eastAsia="宋体" w:cs="宋体"/>
+                <w:sz w:val="24"/>
+                <w:szCs w:val="24"/>
+                <w:vertAlign w:val="baseline"/>
+                <w:lang w:val="en-US" w:eastAsia="zh-CN"/>
+              </w:rPr>
+              <w:t>matcher.py</w:t>
+            </w:r>
+          </w:p>
+        </w:tc>
+        <w:tc>
+          <w:tcPr>
+            <w:tcW w:w="4261" w:type="dxa"/>
+          </w:tcPr>
+          <w:p>
+            <w:pPr>
+              <w:rPr>
+                <w:rFonts w:hint="default" w:ascii="宋体" w:hAnsi="宋体" w:eastAsia="宋体" w:cs="宋体"/>
+                <w:sz w:val="24"/>
+                <w:szCs w:val="24"/>
+                <w:vertAlign w:val="baseline"/>
+                <w:lang w:val="en-US" w:eastAsia="zh-CN"/>
+              </w:rPr>
+            </w:pPr>
+            <w:r>
+              <w:rPr>
+                <w:rFonts w:ascii="宋体" w:hAnsi="宋体" w:eastAsia="宋体" w:cs="宋体"/>
+                <w:sz w:val="24"/>
+                <w:szCs w:val="24"/>
+              </w:rPr>
+              <w:t>工具主入口，整合警告加载、跨版本匹配、修复分析、结果生成全流程</w:t>
+            </w:r>
+          </w:p>
+        </w:tc>
+      </w:tr>
+      <w:tr>
+        <w:tblPrEx>
+          <w:tblBorders>
+            <w:top w:val="single" w:color="auto" w:sz="4" w:space="0"/>
+            <w:left w:val="single" w:color="auto" w:sz="4" w:space="0"/>
+            <w:bottom w:val="single" w:color="auto" w:sz="4" w:space="0"/>
+            <w:right w:val="single" w:color="auto" w:sz="4" w:space="0"/>
+            <w:insideH w:val="single" w:color="auto" w:sz="4" w:space="0"/>
+            <w:insideV w:val="single" w:color="auto" w:sz="4" w:space="0"/>
+          </w:tblBorders>
+          <w:tblCellMar>
+            <w:left w:w="108" w:type="dxa"/>
+            <w:right w:w="108" w:type="dxa"/>
+          </w:tblCellMar>
+        </w:tblPrEx>
+        <w:tc>
+          <w:tcPr>
+            <w:tcW w:w="4261" w:type="dxa"/>
+          </w:tcPr>
+          <w:p>
+            <w:pPr>
+              <w:rPr>
+                <w:rFonts w:hint="default" w:ascii="宋体" w:hAnsi="宋体" w:eastAsia="宋体" w:cs="宋体"/>
+                <w:sz w:val="24"/>
+                <w:szCs w:val="24"/>
+                <w:vertAlign w:val="baseline"/>
+                <w:lang w:val="en-US" w:eastAsia="zh-CN"/>
+              </w:rPr>
+            </w:pPr>
+            <w:r>
+              <w:rPr>
+                <w:rFonts w:ascii="宋体" w:hAnsi="宋体" w:eastAsia="宋体" w:cs="宋体"/>
+                <w:sz w:val="24"/>
+                <w:szCs w:val="24"/>
+              </w:rPr>
+              <w:t>匹配算法.py</w:t>
+            </w:r>
+          </w:p>
+        </w:tc>
+        <w:tc>
+          <w:tcPr>
+            <w:tcW w:w="4261" w:type="dxa"/>
+          </w:tcPr>
+          <w:p>
+            <w:pPr>
+              <w:rPr>
+                <w:rFonts w:hint="default" w:ascii="宋体" w:hAnsi="宋体" w:eastAsia="宋体" w:cs="宋体"/>
+                <w:sz w:val="24"/>
+                <w:szCs w:val="24"/>
+                <w:vertAlign w:val="baseline"/>
+                <w:lang w:val="en-US" w:eastAsia="zh-CN"/>
+              </w:rPr>
+            </w:pPr>
+            <w:r>
+              <w:rPr>
+                <w:rFonts w:ascii="宋体" w:hAnsi="宋体" w:eastAsia="宋体" w:cs="宋体"/>
+                <w:sz w:val="24"/>
+                <w:szCs w:val="24"/>
+              </w:rPr>
+              <w:t>基础匹配类实现</w:t>
+            </w:r>
+          </w:p>
+        </w:tc>
+      </w:tr>
+      <w:tr>
+        <w:tblPrEx>
+          <w:tblBorders>
+            <w:top w:val="single" w:color="auto" w:sz="4" w:space="0"/>
+            <w:left w:val="single" w:color="auto" w:sz="4" w:space="0"/>
+            <w:bottom w:val="single" w:color="auto" w:sz="4" w:space="0"/>
+            <w:right w:val="single" w:color="auto" w:sz="4" w:space="0"/>
+            <w:insideH w:val="single" w:color="auto" w:sz="4" w:space="0"/>
+            <w:insideV w:val="single" w:color="auto" w:sz="4" w:space="0"/>
+          </w:tblBorders>
+          <w:tblCellMar>
+            <w:left w:w="108" w:type="dxa"/>
+            <w:right w:w="108" w:type="dxa"/>
+          </w:tblCellMar>
+        </w:tblPrEx>
+        <w:tc>
+          <w:tcPr>
+            <w:tcW w:w="4261" w:type="dxa"/>
+          </w:tcPr>
+          <w:p>
+            <w:pPr>
+              <w:rPr>
+                <w:rFonts w:hint="default" w:ascii="宋体" w:hAnsi="宋体" w:eastAsia="宋体" w:cs="宋体"/>
+                <w:sz w:val="24"/>
+                <w:szCs w:val="24"/>
+                <w:vertAlign w:val="baseline"/>
+                <w:lang w:val="en-US" w:eastAsia="zh-CN"/>
+              </w:rPr>
+            </w:pPr>
+            <w:r>
+              <w:rPr>
+                <w:rFonts w:ascii="宋体" w:hAnsi="宋体" w:eastAsia="宋体" w:cs="宋体"/>
+                <w:sz w:val="24"/>
+                <w:szCs w:val="24"/>
+              </w:rPr>
+              <w:t>diff_matcher.py</w:t>
+            </w:r>
+          </w:p>
+        </w:tc>
+        <w:tc>
+          <w:tcPr>
+            <w:tcW w:w="4261" w:type="dxa"/>
+          </w:tcPr>
+          <w:p>
+            <w:pPr>
+              <w:rPr>
+                <w:rFonts w:hint="default" w:ascii="宋体" w:hAnsi="宋体" w:eastAsia="宋体" w:cs="宋体"/>
+                <w:sz w:val="24"/>
+                <w:szCs w:val="24"/>
+                <w:vertAlign w:val="baseline"/>
+                <w:lang w:val="en-US" w:eastAsia="zh-CN"/>
+              </w:rPr>
+            </w:pPr>
+            <w:r>
+              <w:rPr>
+                <w:rFonts w:ascii="宋体" w:hAnsi="宋体" w:eastAsia="宋体" w:cs="宋体"/>
+                <w:sz w:val="24"/>
+                <w:szCs w:val="24"/>
+              </w:rPr>
+              <w:t>基于 difflib 的行级 Diff 分析，实现位置匹配</w:t>
+            </w:r>
+            <w:r>
+              <w:rPr>
+                <w:rFonts w:hint="eastAsia" w:ascii="宋体" w:hAnsi="宋体" w:eastAsia="宋体" w:cs="宋体"/>
+                <w:sz w:val="24"/>
+                <w:szCs w:val="24"/>
+                <w:lang w:val="en-US" w:eastAsia="zh-CN"/>
+              </w:rPr>
+              <w:t>行范围划分以及匹配</w:t>
+            </w:r>
+            <w:r>
+              <w:rPr>
+                <w:rFonts w:ascii="宋体" w:hAnsi="宋体" w:eastAsia="宋体" w:cs="宋体"/>
+                <w:sz w:val="24"/>
+                <w:szCs w:val="24"/>
+              </w:rPr>
+              <w:t>核心逻辑</w:t>
+            </w:r>
+          </w:p>
+        </w:tc>
+      </w:tr>
+      <w:tr>
+        <w:tblPrEx>
+          <w:tblBorders>
+            <w:top w:val="single" w:color="auto" w:sz="4" w:space="0"/>
+            <w:left w:val="single" w:color="auto" w:sz="4" w:space="0"/>
+            <w:bottom w:val="single" w:color="auto" w:sz="4" w:space="0"/>
+            <w:right w:val="single" w:color="auto" w:sz="4" w:space="0"/>
+            <w:insideH w:val="single" w:color="auto" w:sz="4" w:space="0"/>
+            <w:insideV w:val="single" w:color="auto" w:sz="4" w:space="0"/>
+          </w:tblBorders>
+          <w:tblCellMar>
+            <w:left w:w="108" w:type="dxa"/>
+            <w:right w:w="108" w:type="dxa"/>
+          </w:tblCellMar>
+        </w:tblPrEx>
+        <w:tc>
+          <w:tcPr>
+            <w:tcW w:w="4261" w:type="dxa"/>
+          </w:tcPr>
+          <w:p>
+            <w:pPr>
+              <w:rPr>
+                <w:rFonts w:hint="default" w:ascii="宋体" w:hAnsi="宋体" w:eastAsia="宋体" w:cs="宋体"/>
+                <w:sz w:val="24"/>
+                <w:szCs w:val="24"/>
+                <w:vertAlign w:val="baseline"/>
+                <w:lang w:val="en-US" w:eastAsia="zh-CN"/>
+              </w:rPr>
+            </w:pPr>
+            <w:r>
+              <w:rPr>
+                <w:rFonts w:ascii="宋体" w:hAnsi="宋体" w:eastAsia="宋体" w:cs="宋体"/>
+                <w:sz w:val="24"/>
+                <w:szCs w:val="24"/>
+              </w:rPr>
+              <w:t>fix_analyzer.py</w:t>
+            </w:r>
+          </w:p>
+        </w:tc>
+        <w:tc>
+          <w:tcPr>
+            <w:tcW w:w="4261" w:type="dxa"/>
+          </w:tcPr>
+          <w:p>
+            <w:pPr>
+              <w:rPr>
+                <w:rFonts w:hint="default" w:ascii="宋体" w:hAnsi="宋体" w:eastAsia="宋体" w:cs="宋体"/>
+                <w:sz w:val="24"/>
+                <w:szCs w:val="24"/>
+                <w:vertAlign w:val="baseline"/>
+                <w:lang w:val="en-US" w:eastAsia="zh-CN"/>
+              </w:rPr>
+            </w:pPr>
+            <w:r>
+              <w:rPr>
+                <w:rFonts w:ascii="宋体" w:hAnsi="宋体" w:eastAsia="宋体" w:cs="宋体"/>
+                <w:sz w:val="24"/>
+                <w:szCs w:val="24"/>
+              </w:rPr>
+              <w:t>基于 AST 解析代码上下文，结合 Git Diff 判定警告修复状态</w:t>
+            </w:r>
+          </w:p>
+        </w:tc>
+      </w:tr>
+      <w:tr>
+        <w:tblPrEx>
+          <w:tblBorders>
+            <w:top w:val="single" w:color="auto" w:sz="4" w:space="0"/>
+            <w:left w:val="single" w:color="auto" w:sz="4" w:space="0"/>
+            <w:bottom w:val="single" w:color="auto" w:sz="4" w:space="0"/>
+            <w:right w:val="single" w:color="auto" w:sz="4" w:space="0"/>
+            <w:insideH w:val="single" w:color="auto" w:sz="4" w:space="0"/>
+            <w:insideV w:val="single" w:color="auto" w:sz="4" w:space="0"/>
+          </w:tblBorders>
+          <w:tblCellMar>
+            <w:left w:w="108" w:type="dxa"/>
+            <w:right w:w="108" w:type="dxa"/>
+          </w:tblCellMar>
+        </w:tblPrEx>
+        <w:tc>
+          <w:tcPr>
+            <w:tcW w:w="4261" w:type="dxa"/>
+          </w:tcPr>
+          <w:p>
+            <w:pPr>
+              <w:rPr>
+                <w:rFonts w:hint="default" w:ascii="宋体" w:hAnsi="宋体" w:eastAsia="宋体" w:cs="宋体"/>
+                <w:sz w:val="24"/>
+                <w:szCs w:val="24"/>
+                <w:vertAlign w:val="baseline"/>
+                <w:lang w:val="en-US" w:eastAsia="zh-CN"/>
+              </w:rPr>
+            </w:pPr>
+            <w:r>
+              <w:rPr>
+                <w:rFonts w:ascii="宋体" w:hAnsi="宋体" w:eastAsia="宋体" w:cs="宋体"/>
+                <w:sz w:val="24"/>
+                <w:szCs w:val="24"/>
+              </w:rPr>
+              <w:t>Warning_group.py</w:t>
+            </w:r>
+          </w:p>
+        </w:tc>
+        <w:tc>
+          <w:tcPr>
+            <w:tcW w:w="4261" w:type="dxa"/>
+          </w:tcPr>
+          <w:p>
+            <w:pPr>
+              <w:rPr>
+                <w:rFonts w:hint="default" w:ascii="宋体" w:hAnsi="宋体" w:eastAsia="宋体" w:cs="宋体"/>
+                <w:sz w:val="24"/>
+                <w:szCs w:val="24"/>
+                <w:vertAlign w:val="baseline"/>
+                <w:lang w:val="en-US" w:eastAsia="zh-CN"/>
+              </w:rPr>
+            </w:pPr>
+            <w:r>
+              <w:rPr>
+                <w:rFonts w:ascii="宋体" w:hAnsi="宋体" w:eastAsia="宋体" w:cs="宋体"/>
+                <w:sz w:val="24"/>
+                <w:szCs w:val="24"/>
+              </w:rPr>
+              <w:t>按文件路径对跨版本警告分组，为匹配提供基础维度</w:t>
+            </w:r>
+          </w:p>
+        </w:tc>
+      </w:tr>
+    </w:tbl>
+    <w:p>
+      <w:pPr>
+        <w:rPr>
+          <w:rFonts w:hint="default" w:ascii="宋体" w:hAnsi="宋体" w:eastAsia="宋体" w:cs="宋体"/>
+          <w:sz w:val="24"/>
+          <w:szCs w:val="24"/>
+          <w:lang w:val="en-US" w:eastAsia="zh-CN"/>
+        </w:rPr>
+      </w:pPr>
+    </w:p>
+    <w:p>
+      <w:pPr>
+        <w:rPr>
+          <w:rFonts w:hint="eastAsia" w:asciiTheme="minorEastAsia" w:hAnsiTheme="minorEastAsia" w:cstheme="minorEastAsia"/>
+          <w:b/>
+          <w:bCs/>
+          <w:sz w:val="24"/>
+          <w:szCs w:val="24"/>
+          <w:lang w:val="en-US" w:eastAsia="zh-CN"/>
+        </w:rPr>
+      </w:pPr>
+      <w:r>
+        <w:rPr>
+          <w:rFonts w:hint="eastAsia" w:asciiTheme="minorEastAsia" w:hAnsiTheme="minorEastAsia" w:cstheme="minorEastAsia"/>
+          <w:b/>
+          <w:bCs/>
+          <w:sz w:val="24"/>
+          <w:szCs w:val="24"/>
+          <w:lang w:val="en-US" w:eastAsia="zh-CN"/>
+        </w:rPr>
+        <w:t>功能：</w:t>
+      </w:r>
+    </w:p>
+    <w:p>
+      <w:pPr>
+        <w:numPr>
+          <w:ilvl w:val="0"/>
+          <w:numId w:val="1"/>
+        </w:numPr>
+        <w:rPr>
+          <w:rFonts w:ascii="宋体" w:hAnsi="宋体" w:eastAsia="宋体" w:cs="宋体"/>
+          <w:sz w:val="24"/>
+          <w:szCs w:val="24"/>
+        </w:rPr>
+      </w:pPr>
+      <w:r>
+        <w:rPr>
+          <w:rFonts w:hint="eastAsia" w:asciiTheme="minorEastAsia" w:hAnsiTheme="minorEastAsia" w:cstheme="minorEastAsia"/>
+          <w:b w:val="0"/>
+          <w:bCs w:val="0"/>
+          <w:sz w:val="24"/>
+          <w:szCs w:val="24"/>
+          <w:lang w:val="en-US" w:eastAsia="zh-CN"/>
+        </w:rPr>
+        <w:t>文件分组：</w:t>
+      </w:r>
+      <w:r>
+        <w:rPr>
+          <w:rFonts w:ascii="宋体" w:hAnsi="宋体" w:eastAsia="宋体" w:cs="宋体"/>
+          <w:sz w:val="24"/>
+          <w:szCs w:val="24"/>
+        </w:rPr>
+        <w:t>按相对路径将跨版本警告按文件维度分组，仅匹配同文件内警告</w:t>
+      </w:r>
+    </w:p>
+    <w:p>
+      <w:pPr>
+        <w:numPr>
+          <w:numId w:val="0"/>
+        </w:numPr>
+        <w:rPr>
+          <w:rFonts w:ascii="宋体" w:hAnsi="宋体" w:eastAsia="宋体" w:cs="宋体"/>
+          <w:sz w:val="24"/>
+          <w:szCs w:val="24"/>
+        </w:rPr>
+      </w:pPr>
+    </w:p>
+    <w:p>
+      <w:pPr>
+        <w:numPr>
+          <w:ilvl w:val="0"/>
+          <w:numId w:val="1"/>
+        </w:numPr>
+        <w:rPr>
+          <w:rFonts w:hint="default" w:ascii="宋体" w:hAnsi="宋体" w:eastAsia="宋体" w:cs="宋体"/>
+          <w:sz w:val="24"/>
+          <w:szCs w:val="24"/>
+          <w:lang w:val="en-US" w:eastAsia="zh-CN"/>
+        </w:rPr>
+      </w:pPr>
+      <w:r>
+        <w:rPr>
+          <w:rFonts w:hint="eastAsia" w:ascii="宋体" w:hAnsi="宋体" w:eastAsia="宋体" w:cs="宋体"/>
+          <w:sz w:val="24"/>
+          <w:szCs w:val="24"/>
+          <w:lang w:val="en-US" w:eastAsia="zh-CN"/>
+        </w:rPr>
+        <w:t>匹配方式：</w:t>
+      </w:r>
+      <w:r>
+        <w:rPr>
+          <w:rFonts w:ascii="宋体" w:hAnsi="宋体" w:eastAsia="宋体" w:cs="宋体"/>
+          <w:sz w:val="24"/>
+          <w:szCs w:val="24"/>
+        </w:rPr>
+        <w:t>修改文件用匈牙利算法</w:t>
+      </w:r>
+      <w:r>
+        <w:rPr>
+          <w:rFonts w:hint="eastAsia" w:ascii="宋体" w:hAnsi="宋体" w:eastAsia="宋体" w:cs="宋体"/>
+          <w:sz w:val="24"/>
+          <w:szCs w:val="24"/>
+          <w:lang w:val="en-US" w:eastAsia="zh-CN"/>
+        </w:rPr>
+        <w:t>进行</w:t>
+      </w:r>
+      <w:r>
+        <w:rPr>
+          <w:rFonts w:ascii="宋体" w:hAnsi="宋体" w:eastAsia="宋体" w:cs="宋体"/>
+          <w:sz w:val="24"/>
+          <w:szCs w:val="24"/>
+        </w:rPr>
+        <w:t>位置 + 片段匹配，未修改文件用精确匹配，哈希匹配兜底</w:t>
+      </w:r>
+    </w:p>
+    <w:p>
+      <w:pPr>
+        <w:rPr>
+          <w:rFonts w:hint="default" w:asciiTheme="minorEastAsia" w:hAnsiTheme="minorEastAsia" w:cstheme="minorEastAsia"/>
+          <w:b w:val="0"/>
+          <w:bCs w:val="0"/>
+          <w:sz w:val="24"/>
+          <w:szCs w:val="24"/>
+          <w:lang w:val="en-US" w:eastAsia="zh-CN"/>
+        </w:rPr>
+      </w:pPr>
+      <w:r>
+        <w:rPr>
+          <w:rFonts w:hint="eastAsia" w:asciiTheme="minorEastAsia" w:hAnsiTheme="minorEastAsia" w:cstheme="minorEastAsia"/>
+          <w:b w:val="0"/>
+          <w:bCs w:val="0"/>
+          <w:sz w:val="24"/>
+          <w:szCs w:val="24"/>
+          <w:lang w:val="en-US" w:eastAsia="zh-CN"/>
+        </w:rPr>
+        <w:t xml:space="preserve">   对于未修改文件：</w:t>
       </w:r>
     </w:p>
     <w:p>
@@ -62,14 +875,6 @@
           <w:szCs w:val="24"/>
         </w:rPr>
       </w:pPr>
-      <w:r>
-        <w:rPr>
-          <w:rFonts w:hint="eastAsia" w:asciiTheme="minorEastAsia" w:hAnsiTheme="minorEastAsia" w:eastAsiaTheme="minorEastAsia" w:cstheme="minorEastAsia"/>
-          <w:sz w:val="24"/>
-          <w:szCs w:val="24"/>
-        </w:rPr>
-        <w:t>位置匹配 - 基于diff映射的行号匹配，允许位置偏移</w:t>
-      </w:r>
     </w:p>
     <w:p>
       <w:pPr>
@@ -79,18 +884,20 @@
         </w:numPr>
         <w:ind w:left="360" w:leftChars="0"/>
         <w:rPr>
-          <w:rFonts w:hint="eastAsia" w:asciiTheme="minorEastAsia" w:hAnsiTheme="minorEastAsia" w:eastAsiaTheme="minorEastAsia" w:cstheme="minorEastAsia"/>
-          <w:sz w:val="24"/>
-          <w:szCs w:val="24"/>
-        </w:rPr>
-      </w:pPr>
-      <w:r>
-        <w:rPr>
-          <w:rFonts w:hint="eastAsia" w:asciiTheme="minorEastAsia" w:hAnsiTheme="minorEastAsia" w:eastAsiaTheme="minorEastAsia" w:cstheme="minorEastAsia"/>
-          <w:sz w:val="24"/>
-          <w:szCs w:val="24"/>
-        </w:rPr>
-        <w:t>片段匹配 - 代码片段相似度匹配</w:t>
+          <w:rFonts w:hint="default" w:asciiTheme="minorEastAsia" w:hAnsiTheme="minorEastAsia" w:eastAsiaTheme="minorEastAsia" w:cstheme="minorEastAsia"/>
+          <w:sz w:val="24"/>
+          <w:szCs w:val="24"/>
+          <w:lang w:val="en-US" w:eastAsia="zh-CN"/>
+        </w:rPr>
+      </w:pPr>
+      <w:r>
+        <w:rPr>
+          <w:rFonts w:hint="eastAsia" w:asciiTheme="minorEastAsia" w:hAnsiTheme="minorEastAsia" w:cstheme="minorEastAsia"/>
+          <w:sz w:val="24"/>
+          <w:szCs w:val="24"/>
+          <w:lang w:val="en-US" w:eastAsia="zh-CN"/>
+        </w:rPr>
+        <w:t>对于修改文件：</w:t>
       </w:r>
     </w:p>
     <w:p>
@@ -112,83 +919,7 @@
           <w:sz w:val="24"/>
           <w:szCs w:val="24"/>
         </w:rPr>
-        <w:t>哈希匹配 - 代码行的前后token哈希匹配</w:t>
-      </w:r>
-    </w:p>
-    <w:p>
-      <w:pPr>
-        <w:rPr>
-          <w:rFonts w:hint="eastAsia" w:asciiTheme="minorEastAsia" w:hAnsiTheme="minorEastAsia" w:eastAsiaTheme="minorEastAsia" w:cstheme="minorEastAsia"/>
-          <w:sz w:val="24"/>
-          <w:szCs w:val="24"/>
-        </w:rPr>
-      </w:pPr>
-      <w:r>
-        <w:rPr>
-          <w:rFonts w:hint="eastAsia" w:asciiTheme="minorEastAsia" w:hAnsiTheme="minorEastAsia" w:eastAsiaTheme="minorEastAsia" w:cstheme="minorEastAsia"/>
-          <w:sz w:val="24"/>
-          <w:szCs w:val="24"/>
-        </w:rPr>
-        <w:t>输入文件：</w:t>
-      </w:r>
-    </w:p>
-    <w:p>
-      <w:pPr>
-        <w:numPr>
-          <w:numId w:val="0"/>
-        </w:numPr>
-        <w:ind w:left="360" w:leftChars="0"/>
-        <w:rPr>
-          <w:rFonts w:hint="eastAsia" w:asciiTheme="minorEastAsia" w:hAnsiTheme="minorEastAsia" w:eastAsiaTheme="minorEastAsia" w:cstheme="minorEastAsia"/>
-          <w:sz w:val="24"/>
-          <w:szCs w:val="24"/>
-        </w:rPr>
-      </w:pPr>
-      <w:r>
-        <w:rPr>
-          <w:rFonts w:hint="eastAsia" w:asciiTheme="minorEastAsia" w:hAnsiTheme="minorEastAsia" w:eastAsiaTheme="minorEastAsia" w:cstheme="minorEastAsia"/>
-          <w:sz w:val="24"/>
-          <w:szCs w:val="24"/>
-        </w:rPr>
-        <w:t>Bandit工具生成的JSON格式警告文件</w:t>
-      </w:r>
-    </w:p>
-    <w:p>
-      <w:pPr>
-        <w:numPr>
-          <w:numId w:val="0"/>
-        </w:numPr>
-        <w:ind w:left="360" w:leftChars="0"/>
-        <w:rPr>
-          <w:rFonts w:hint="eastAsia" w:asciiTheme="minorEastAsia" w:hAnsiTheme="minorEastAsia" w:eastAsiaTheme="minorEastAsia" w:cstheme="minorEastAsia"/>
-          <w:sz w:val="24"/>
-          <w:szCs w:val="24"/>
-        </w:rPr>
-      </w:pPr>
-      <w:r>
-        <w:rPr>
-          <w:rFonts w:hint="eastAsia" w:asciiTheme="minorEastAsia" w:hAnsiTheme="minorEastAsia" w:eastAsiaTheme="minorEastAsia" w:cstheme="minorEastAsia"/>
-          <w:sz w:val="24"/>
-          <w:szCs w:val="24"/>
-        </w:rPr>
-        <w:t>源代码目录</w:t>
-      </w:r>
-    </w:p>
-    <w:p>
-      <w:pPr>
-        <w:rPr>
-          <w:rFonts w:hint="eastAsia" w:asciiTheme="minorEastAsia" w:hAnsiTheme="minorEastAsia" w:eastAsiaTheme="minorEastAsia" w:cstheme="minorEastAsia"/>
-          <w:sz w:val="24"/>
-          <w:szCs w:val="24"/>
-        </w:rPr>
-      </w:pPr>
-      <w:r>
-        <w:rPr>
-          <w:rFonts w:hint="eastAsia" w:asciiTheme="minorEastAsia" w:hAnsiTheme="minorEastAsia" w:eastAsiaTheme="minorEastAsia" w:cstheme="minorEastAsia"/>
-          <w:sz w:val="24"/>
-          <w:szCs w:val="24"/>
-        </w:rPr>
-        <w:t>输出文件：</w:t>
+        <w:t>位置匹配 - 基于diff映射的行号匹配，允许位置偏移</w:t>
       </w:r>
     </w:p>
     <w:p>
@@ -199,18 +930,37 @@
         </w:numPr>
         <w:ind w:left="360" w:leftChars="0"/>
         <w:rPr>
-          <w:rFonts w:hint="eastAsia" w:asciiTheme="minorEastAsia" w:hAnsiTheme="minorEastAsia" w:eastAsiaTheme="minorEastAsia" w:cstheme="minorEastAsia"/>
-          <w:sz w:val="24"/>
-          <w:szCs w:val="24"/>
-        </w:rPr>
-      </w:pPr>
-      <w:r>
-        <w:rPr>
-          <w:rFonts w:hint="eastAsia" w:asciiTheme="minorEastAsia" w:hAnsiTheme="minorEastAsia" w:eastAsiaTheme="minorEastAsia" w:cstheme="minorEastAsia"/>
-          <w:sz w:val="24"/>
-          <w:szCs w:val="24"/>
-        </w:rPr>
-        <w:t xml:space="preserve">matchers_results_with_child_warnings.json detailed_matching_report.txt </w:t>
+          <w:rFonts w:hint="default" w:asciiTheme="minorEastAsia" w:hAnsiTheme="minorEastAsia" w:eastAsiaTheme="minorEastAsia" w:cstheme="minorEastAsia"/>
+          <w:sz w:val="24"/>
+          <w:szCs w:val="24"/>
+          <w:lang w:val="en-US" w:eastAsia="zh-CN"/>
+        </w:rPr>
+      </w:pPr>
+      <w:r>
+        <w:rPr>
+          <w:rFonts w:hint="eastAsia" w:asciiTheme="minorEastAsia" w:hAnsiTheme="minorEastAsia" w:eastAsiaTheme="minorEastAsia" w:cstheme="minorEastAsia"/>
+          <w:sz w:val="24"/>
+          <w:szCs w:val="24"/>
+        </w:rPr>
+        <w:t>片段匹配 - 代码片段匹配</w:t>
+      </w:r>
+      <w:r>
+        <w:rPr>
+          <w:rFonts w:hint="eastAsia" w:asciiTheme="minorEastAsia" w:hAnsiTheme="minorEastAsia" w:cstheme="minorEastAsia"/>
+          <w:sz w:val="24"/>
+          <w:szCs w:val="24"/>
+          <w:lang w:eastAsia="zh-CN"/>
+        </w:rPr>
+        <w:t>，</w:t>
+      </w:r>
+      <w:r>
+        <w:rPr>
+          <w:rFonts w:hint="eastAsia" w:asciiTheme="minorEastAsia" w:hAnsiTheme="minorEastAsia" w:cstheme="minorEastAsia"/>
+          <w:sz w:val="24"/>
+          <w:szCs w:val="24"/>
+          <w:lang w:val="en-US" w:eastAsia="zh-CN"/>
+        </w:rPr>
+        <w:t>相似度可选</w:t>
       </w:r>
     </w:p>
     <w:p>
@@ -226,36 +976,6 @@
           <w:szCs w:val="24"/>
         </w:rPr>
       </w:pPr>
-      <w:r>
-        <w:rPr>
-          <w:rFonts w:hint="eastAsia" w:asciiTheme="minorEastAsia" w:hAnsiTheme="minorEastAsia" w:eastAsiaTheme="minorEastAsia" w:cstheme="minorEastAsia"/>
-          <w:sz w:val="24"/>
-          <w:szCs w:val="24"/>
-        </w:rPr>
-        <w:t>各版本的摘要文件</w:t>
-      </w:r>
-    </w:p>
-    <w:p>
-      <w:pPr>
-        <w:numPr>
-          <w:numId w:val="0"/>
-        </w:numPr>
-        <w:rPr>
-          <w:rFonts w:hint="default" w:asciiTheme="minorEastAsia" w:hAnsiTheme="minorEastAsia" w:eastAsiaTheme="minorEastAsia" w:cstheme="minorEastAsia"/>
-          <w:sz w:val="24"/>
-          <w:szCs w:val="24"/>
-          <w:lang w:val="en-US" w:eastAsia="zh-CN"/>
-        </w:rPr>
-      </w:pPr>
-      <w:r>
-        <w:rPr>
-          <w:rFonts w:hint="eastAsia" w:asciiTheme="minorEastAsia" w:hAnsiTheme="minorEastAsia" w:cstheme="minorEastAsia"/>
-          <w:sz w:val="24"/>
-          <w:szCs w:val="24"/>
-          <w:lang w:val="en-US" w:eastAsia="zh-CN"/>
-        </w:rPr>
-        <w:t>我用的vscode，python是3.8.5版本，代码中的文件路径要替换成每个人自己的</w:t>
-      </w:r>
     </w:p>
     <w:p>
       <w:pPr>
@@ -263,6 +983,374 @@
           <w:ilvl w:val="0"/>
           <w:numId w:val="0"/>
         </w:numPr>
+        <w:ind w:left="360" w:leftChars="0"/>
+        <w:rPr>
+          <w:rFonts w:hint="default" w:asciiTheme="minorEastAsia" w:hAnsiTheme="minorEastAsia" w:eastAsiaTheme="minorEastAsia" w:cstheme="minorEastAsia"/>
+          <w:sz w:val="24"/>
+          <w:szCs w:val="24"/>
+          <w:lang w:val="en-US" w:eastAsia="zh-CN"/>
+        </w:rPr>
+      </w:pPr>
+      <w:r>
+        <w:rPr>
+          <w:rFonts w:hint="eastAsia" w:asciiTheme="minorEastAsia" w:hAnsiTheme="minorEastAsia" w:cstheme="minorEastAsia"/>
+          <w:sz w:val="24"/>
+          <w:szCs w:val="24"/>
+          <w:lang w:val="en-US" w:eastAsia="zh-CN"/>
+        </w:rPr>
+        <w:t>对于上述匹配后仍未匹配的：</w:t>
+      </w:r>
+    </w:p>
+    <w:p>
+      <w:pPr>
+        <w:numPr>
+          <w:ilvl w:val="0"/>
+          <w:numId w:val="0"/>
+        </w:numPr>
+        <w:ind w:left="360" w:leftChars="0"/>
+        <w:rPr>
+          <w:rFonts w:hint="eastAsia" w:asciiTheme="minorEastAsia" w:hAnsiTheme="minorEastAsia" w:eastAsiaTheme="minorEastAsia" w:cstheme="minorEastAsia"/>
+          <w:sz w:val="24"/>
+          <w:szCs w:val="24"/>
+        </w:rPr>
+      </w:pPr>
+      <w:r>
+        <w:rPr>
+          <w:rFonts w:hint="eastAsia" w:asciiTheme="minorEastAsia" w:hAnsiTheme="minorEastAsia" w:eastAsiaTheme="minorEastAsia" w:cstheme="minorEastAsia"/>
+          <w:sz w:val="24"/>
+          <w:szCs w:val="24"/>
+        </w:rPr>
+        <w:t>哈希匹配 - 代码行的前后token哈希匹配</w:t>
+      </w:r>
+    </w:p>
+    <w:p>
+      <w:pPr>
+        <w:numPr>
+          <w:ilvl w:val="0"/>
+          <w:numId w:val="0"/>
+        </w:numPr>
+        <w:ind w:left="360" w:leftChars="0"/>
+        <w:rPr>
+          <w:rFonts w:hint="eastAsia" w:asciiTheme="minorEastAsia" w:hAnsiTheme="minorEastAsia" w:eastAsiaTheme="minorEastAsia" w:cstheme="minorEastAsia"/>
+          <w:sz w:val="24"/>
+          <w:szCs w:val="24"/>
+        </w:rPr>
+      </w:pPr>
+    </w:p>
+    <w:p>
+      <w:pPr>
+        <w:numPr>
+          <w:ilvl w:val="0"/>
+          <w:numId w:val="1"/>
+        </w:numPr>
+        <w:ind w:left="0" w:leftChars="0" w:firstLine="0" w:firstLineChars="0"/>
+        <w:rPr>
+          <w:rFonts w:ascii="宋体" w:hAnsi="宋体" w:eastAsia="宋体" w:cs="宋体"/>
+          <w:sz w:val="24"/>
+          <w:szCs w:val="24"/>
+        </w:rPr>
+      </w:pPr>
+      <w:r>
+        <w:rPr>
+          <w:rFonts w:hint="eastAsia" w:asciiTheme="minorEastAsia" w:hAnsiTheme="minorEastAsia" w:cstheme="minorEastAsia"/>
+          <w:sz w:val="24"/>
+          <w:szCs w:val="24"/>
+          <w:lang w:val="en-US" w:eastAsia="zh-CN"/>
+        </w:rPr>
+        <w:t>修复分析：</w:t>
+      </w:r>
+      <w:r>
+        <w:rPr>
+          <w:rFonts w:ascii="宋体" w:hAnsi="宋体" w:eastAsia="宋体" w:cs="宋体"/>
+          <w:sz w:val="24"/>
+          <w:szCs w:val="24"/>
+        </w:rPr>
+        <w:t>基于 AST 解析 + Git Diff 分析代码变更，判定警告修复状态</w:t>
+      </w:r>
+    </w:p>
+    <w:p>
+      <w:pPr>
+        <w:numPr>
+          <w:numId w:val="0"/>
+        </w:numPr>
+        <w:ind w:leftChars="0"/>
+        <w:rPr>
+          <w:rFonts w:hint="default" w:ascii="宋体" w:hAnsi="宋体" w:eastAsia="宋体" w:cs="宋体"/>
+          <w:sz w:val="24"/>
+          <w:szCs w:val="24"/>
+          <w:lang w:val="en-US" w:eastAsia="zh-CN"/>
+        </w:rPr>
+      </w:pPr>
+      <w:r>
+        <w:rPr>
+          <w:rFonts w:hint="eastAsia" w:ascii="宋体" w:hAnsi="宋体" w:eastAsia="宋体" w:cs="宋体"/>
+          <w:sz w:val="24"/>
+          <w:szCs w:val="24"/>
+          <w:lang w:val="en-US" w:eastAsia="zh-CN"/>
+        </w:rPr>
+        <w:t xml:space="preserve">   将未匹配的警告进行进一步分析，根据启发式规则分为已修复，未修复和未知，其中未知是无法通过警告集找到父文件或子文件的警告</w:t>
+      </w:r>
+    </w:p>
+    <w:p>
+      <w:pPr>
+        <w:numPr>
+          <w:ilvl w:val="0"/>
+          <w:numId w:val="0"/>
+        </w:numPr>
+        <w:ind w:left="360" w:leftChars="0"/>
+        <w:rPr>
+          <w:rFonts w:hint="eastAsia" w:asciiTheme="minorEastAsia" w:hAnsiTheme="minorEastAsia" w:eastAsiaTheme="minorEastAsia" w:cstheme="minorEastAsia"/>
+          <w:sz w:val="24"/>
+          <w:szCs w:val="24"/>
+        </w:rPr>
+      </w:pPr>
+    </w:p>
+    <w:p>
+      <w:pPr>
+        <w:rPr>
+          <w:rFonts w:hint="eastAsia" w:asciiTheme="minorEastAsia" w:hAnsiTheme="minorEastAsia" w:eastAsiaTheme="minorEastAsia" w:cstheme="minorEastAsia"/>
+          <w:b/>
+          <w:bCs/>
+          <w:sz w:val="24"/>
+          <w:szCs w:val="24"/>
+        </w:rPr>
+      </w:pPr>
+      <w:r>
+        <w:rPr>
+          <w:rFonts w:hint="eastAsia" w:asciiTheme="minorEastAsia" w:hAnsiTheme="minorEastAsia" w:eastAsiaTheme="minorEastAsia" w:cstheme="minorEastAsia"/>
+          <w:b/>
+          <w:bCs/>
+          <w:sz w:val="24"/>
+          <w:szCs w:val="24"/>
+        </w:rPr>
+        <w:t>输入文件：</w:t>
+      </w:r>
+    </w:p>
+    <w:p>
+      <w:pPr>
+        <w:numPr>
+          <w:ilvl w:val="0"/>
+          <w:numId w:val="0"/>
+        </w:numPr>
+        <w:ind w:left="360" w:leftChars="0"/>
+        <w:rPr>
+          <w:rFonts w:hint="eastAsia" w:asciiTheme="minorEastAsia" w:hAnsiTheme="minorEastAsia" w:eastAsiaTheme="minorEastAsia" w:cstheme="minorEastAsia"/>
+          <w:sz w:val="24"/>
+          <w:szCs w:val="24"/>
+        </w:rPr>
+      </w:pPr>
+      <w:r>
+        <w:rPr>
+          <w:rFonts w:hint="eastAsia" w:asciiTheme="minorEastAsia" w:hAnsiTheme="minorEastAsia" w:eastAsiaTheme="minorEastAsia" w:cstheme="minorEastAsia"/>
+          <w:sz w:val="24"/>
+          <w:szCs w:val="24"/>
+        </w:rPr>
+        <w:t>Bandit工具生成的JSON格式警告文件</w:t>
+      </w:r>
+    </w:p>
+    <w:p>
+      <w:pPr>
+        <w:numPr>
+          <w:ilvl w:val="0"/>
+          <w:numId w:val="0"/>
+        </w:numPr>
+        <w:ind w:left="360" w:leftChars="0"/>
+        <w:rPr>
+          <w:rFonts w:hint="eastAsia" w:asciiTheme="minorEastAsia" w:hAnsiTheme="minorEastAsia" w:eastAsiaTheme="minorEastAsia" w:cstheme="minorEastAsia"/>
+          <w:sz w:val="24"/>
+          <w:szCs w:val="24"/>
+        </w:rPr>
+      </w:pPr>
+      <w:r>
+        <w:rPr>
+          <w:rFonts w:hint="eastAsia" w:asciiTheme="minorEastAsia" w:hAnsiTheme="minorEastAsia" w:eastAsiaTheme="minorEastAsia" w:cstheme="minorEastAsia"/>
+          <w:sz w:val="24"/>
+          <w:szCs w:val="24"/>
+        </w:rPr>
+        <w:t>源代码目录</w:t>
+      </w:r>
+    </w:p>
+    <w:p>
+      <w:pPr>
+        <w:rPr>
+          <w:rFonts w:hint="eastAsia" w:asciiTheme="minorEastAsia" w:hAnsiTheme="minorEastAsia" w:eastAsiaTheme="minorEastAsia" w:cstheme="minorEastAsia"/>
+          <w:b/>
+          <w:bCs/>
+          <w:sz w:val="24"/>
+          <w:szCs w:val="24"/>
+        </w:rPr>
+      </w:pPr>
+      <w:r>
+        <w:rPr>
+          <w:rFonts w:hint="eastAsia" w:asciiTheme="minorEastAsia" w:hAnsiTheme="minorEastAsia" w:eastAsiaTheme="minorEastAsia" w:cstheme="minorEastAsia"/>
+          <w:b/>
+          <w:bCs/>
+          <w:sz w:val="24"/>
+          <w:szCs w:val="24"/>
+        </w:rPr>
+        <w:t>输出文件：</w:t>
+      </w:r>
+    </w:p>
+    <w:p>
+      <w:pPr>
+        <w:numPr>
+          <w:ilvl w:val="0"/>
+          <w:numId w:val="0"/>
+        </w:numPr>
+        <w:ind w:left="360" w:leftChars="0"/>
+        <w:rPr>
+          <w:rFonts w:hint="eastAsia" w:asciiTheme="minorEastAsia" w:hAnsiTheme="minorEastAsia" w:eastAsiaTheme="minorEastAsia" w:cstheme="minorEastAsia"/>
+          <w:sz w:val="24"/>
+          <w:szCs w:val="24"/>
+        </w:rPr>
+      </w:pPr>
+      <w:r>
+        <w:rPr>
+          <w:rFonts w:hint="eastAsia" w:asciiTheme="minorEastAsia" w:hAnsiTheme="minorEastAsia" w:cstheme="minorEastAsia"/>
+          <w:sz w:val="24"/>
+          <w:szCs w:val="24"/>
+          <w:lang w:val="en-US" w:eastAsia="zh-CN"/>
+        </w:rPr>
+        <w:t>m</w:t>
+      </w:r>
+      <w:r>
+        <w:rPr>
+          <w:rFonts w:hint="eastAsia" w:asciiTheme="minorEastAsia" w:hAnsiTheme="minorEastAsia" w:eastAsiaTheme="minorEastAsia" w:cstheme="minorEastAsia"/>
+          <w:sz w:val="24"/>
+          <w:szCs w:val="24"/>
+        </w:rPr>
+        <w:t>atch</w:t>
+      </w:r>
+      <w:r>
+        <w:rPr>
+          <w:rFonts w:hint="eastAsia" w:asciiTheme="minorEastAsia" w:hAnsiTheme="minorEastAsia" w:cstheme="minorEastAsia"/>
+          <w:sz w:val="24"/>
+          <w:szCs w:val="24"/>
+          <w:lang w:val="en-US" w:eastAsia="zh-CN"/>
+        </w:rPr>
+        <w:t>ing</w:t>
+      </w:r>
+      <w:r>
+        <w:rPr>
+          <w:rFonts w:hint="eastAsia" w:asciiTheme="minorEastAsia" w:hAnsiTheme="minorEastAsia" w:eastAsiaTheme="minorEastAsia" w:cstheme="minorEastAsia"/>
+          <w:sz w:val="24"/>
+          <w:szCs w:val="24"/>
+        </w:rPr>
+        <w:t xml:space="preserve">_results.json </w:t>
+      </w:r>
+    </w:p>
+    <w:p>
+      <w:pPr>
+        <w:numPr>
+          <w:ilvl w:val="0"/>
+          <w:numId w:val="0"/>
+        </w:numPr>
+        <w:ind w:left="360" w:leftChars="0"/>
+        <w:rPr>
+          <w:rFonts w:hint="eastAsia" w:asciiTheme="minorEastAsia" w:hAnsiTheme="minorEastAsia" w:eastAsiaTheme="minorEastAsia" w:cstheme="minorEastAsia"/>
+          <w:sz w:val="24"/>
+          <w:szCs w:val="24"/>
+        </w:rPr>
+      </w:pPr>
+      <w:r>
+        <w:rPr>
+          <w:rFonts w:hint="eastAsia" w:asciiTheme="minorEastAsia" w:hAnsiTheme="minorEastAsia" w:eastAsiaTheme="minorEastAsia" w:cstheme="minorEastAsia"/>
+          <w:sz w:val="24"/>
+          <w:szCs w:val="24"/>
+        </w:rPr>
+        <w:t xml:space="preserve">detailed_report.txt </w:t>
+      </w:r>
+    </w:p>
+    <w:p>
+      <w:pPr>
+        <w:numPr>
+          <w:ilvl w:val="0"/>
+          <w:numId w:val="0"/>
+        </w:numPr>
+        <w:ind w:left="360" w:leftChars="0"/>
+        <w:rPr>
+          <w:rFonts w:hint="eastAsia" w:asciiTheme="minorEastAsia" w:hAnsiTheme="minorEastAsia" w:eastAsiaTheme="minorEastAsia" w:cstheme="minorEastAsia"/>
+          <w:sz w:val="24"/>
+          <w:szCs w:val="24"/>
+        </w:rPr>
+      </w:pPr>
+      <w:r>
+        <w:rPr>
+          <w:rFonts w:hint="eastAsia" w:asciiTheme="minorEastAsia" w:hAnsiTheme="minorEastAsia" w:eastAsiaTheme="minorEastAsia" w:cstheme="minorEastAsia"/>
+          <w:sz w:val="24"/>
+          <w:szCs w:val="24"/>
+        </w:rPr>
+        <w:t>各版本的摘要文件</w:t>
+      </w:r>
+    </w:p>
+    <w:p>
+      <w:pPr>
+        <w:numPr>
+          <w:ilvl w:val="0"/>
+          <w:numId w:val="0"/>
+        </w:numPr>
+        <w:rPr>
+          <w:rFonts w:hint="eastAsia" w:asciiTheme="minorEastAsia" w:hAnsiTheme="minorEastAsia" w:eastAsiaTheme="minorEastAsia" w:cstheme="minorEastAsia"/>
+          <w:sz w:val="24"/>
+          <w:szCs w:val="24"/>
+        </w:rPr>
+      </w:pPr>
+    </w:p>
+    <w:p>
+      <w:pPr>
+        <w:numPr>
+          <w:ilvl w:val="0"/>
+          <w:numId w:val="0"/>
+        </w:numPr>
+        <w:rPr>
+          <w:rFonts w:hint="default" w:eastAsia="宋体" w:asciiTheme="minorEastAsia" w:hAnsiTheme="minorEastAsia" w:cstheme="minorEastAsia"/>
+          <w:sz w:val="24"/>
+          <w:szCs w:val="24"/>
+          <w:lang w:val="en-US" w:eastAsia="zh-CN"/>
+        </w:rPr>
+      </w:pPr>
+      <w:r>
+        <w:rPr>
+          <w:rFonts w:hint="eastAsia" w:asciiTheme="minorEastAsia" w:hAnsiTheme="minorEastAsia" w:cstheme="minorEastAsia"/>
+          <w:sz w:val="24"/>
+          <w:szCs w:val="24"/>
+          <w:lang w:val="en-US" w:eastAsia="zh-CN"/>
+        </w:rPr>
+        <w:t>代码中的文件路径以及</w:t>
+      </w:r>
+      <w:r>
+        <w:rPr>
+          <w:rFonts w:ascii="宋体" w:hAnsi="宋体" w:eastAsia="宋体" w:cs="宋体"/>
+          <w:sz w:val="24"/>
+          <w:szCs w:val="24"/>
+        </w:rPr>
+        <w:t>fix_analyzer.py</w:t>
+      </w:r>
+      <w:r>
+        <w:rPr>
+          <w:rFonts w:hint="eastAsia" w:ascii="宋体" w:hAnsi="宋体" w:eastAsia="宋体" w:cs="宋体"/>
+          <w:sz w:val="24"/>
+          <w:szCs w:val="24"/>
+          <w:lang w:val="en-US" w:eastAsia="zh-CN"/>
+        </w:rPr>
+        <w:t>中的git仓库路径</w:t>
+      </w:r>
+      <w:r>
+        <w:rPr>
+          <w:rFonts w:hint="eastAsia" w:asciiTheme="minorEastAsia" w:hAnsiTheme="minorEastAsia" w:cstheme="minorEastAsia"/>
+          <w:sz w:val="24"/>
+          <w:szCs w:val="24"/>
+          <w:lang w:val="en-US" w:eastAsia="zh-CN"/>
+        </w:rPr>
+        <w:t>要替换成每个人自己的</w:t>
+      </w:r>
+    </w:p>
+    <w:p>
+      <w:pPr>
+        <w:numPr>
+          <w:ilvl w:val="0"/>
+          <w:numId w:val="0"/>
+        </w:numPr>
         <w:rPr>
           <w:rFonts w:hint="default" w:asciiTheme="minorEastAsia" w:hAnsiTheme="minorEastAsia" w:cstheme="minorEastAsia"/>
           <w:sz w:val="24"/>
@@ -279,8 +1367,6 @@
         </w:rPr>
         <w:t>bandit_ansible_...开头的6个文件对应的是六个版本的警告，ansible文件夹里面是每个文件对应的代码</w:t>
       </w:r>
-      <w:bookmarkStart w:id="0" w:name="_GoBack"/>
-      <w:bookmarkEnd w:id="0"/>
     </w:p>
     <w:sectPr>
       <w:pgSz w:w="11906" w:h="16838"/>
@@ -290,6 +1376,26 @@
     </w:sectPr>
   </w:body>
 </w:document>
+</file>
+
+<file path=word/numbering.xml><?xml version="1.0" encoding="utf-8"?>
+<w:numbering xmlns:wpc="http://schemas.microsoft.com/office/word/2010/wordprocessingCanvas" xmlns:mc="http://schemas.openxmlformats.org/markup-compatibility/2006" xmlns:o="urn:schemas-microsoft-com:office:office" xmlns:r="http://schemas.openxmlformats.org/officeDocument/2006/relationships" xmlns:m="http://schemas.openxmlformats.org/officeDocument/2006/math" xmlns:v="urn:schemas-microsoft-com:vml" xmlns:wp14="http://schemas.microsoft.com/office/word/2010/wordprocessingDrawing" xmlns:wp="http://schemas.openxmlformats.org/drawingml/2006/wordprocessingDrawing" xmlns:w10="urn:schemas-microsoft-com:office:word" xmlns:w="http://schemas.openxmlformats.org/wordprocessingml/2006/main" xmlns:w14="http://schemas.microsoft.com/office/word/2010/wordml" xmlns:wpg="http://schemas.microsoft.com/office/word/2010/wordprocessingGroup" xmlns:wpi="http://schemas.microsoft.com/office/word/2010/wordprocessingInk" xmlns:wne="http://schemas.microsoft.com/office/word/2006/wordml" xmlns:wps="http://schemas.microsoft.com/office/word/2010/wordprocessingShape" xmlns:wpsCustomData="http://www.wps.cn/officeDocument/2013/wpsCustomData" mc:Ignorable="w14 wp14">
+  <w:abstractNum w:abstractNumId="0">
+    <w:nsid w:val="54E7F3A5"/>
+    <w:multiLevelType w:val="singleLevel"/>
+    <w:tmpl w:val="54E7F3A5"/>
+    <w:lvl w:ilvl="0" w:tentative="0">
+      <w:start w:val="1"/>
+      <w:numFmt w:val="decimal"/>
+      <w:suff w:val="nothing"/>
+      <w:lvlText w:val="（%1）"/>
+      <w:lvlJc w:val="left"/>
+    </w:lvl>
+  </w:abstractNum>
+  <w:num w:numId="1">
+    <w:abstractNumId w:val="0"/>
+  </w:num>
+</w:numbering>
 </file>
 
 <file path=word/styles.xml><?xml version="1.0" encoding="utf-8"?>
@@ -632,7 +1738,7 @@
       <w:sz w:val="28"/>
     </w:rPr>
   </w:style>
-  <w:style w:type="character" w:default="1" w:styleId="8">
+  <w:style w:type="character" w:default="1" w:styleId="9">
     <w:name w:val="Default Paragraph Font"/>
     <w:semiHidden/>
     <w:uiPriority w:val="0"/>
@@ -692,18 +1798,37 @@
       <w:sz w:val="24"/>
     </w:rPr>
   </w:style>
-  <w:style w:type="character" w:styleId="9">
+  <w:style w:type="table" w:styleId="8">
+    <w:name w:val="Table Grid"/>
+    <w:basedOn w:val="7"/>
+    <w:uiPriority w:val="0"/>
+    <w:pPr>
+      <w:widowControl w:val="0"/>
+      <w:jc w:val="both"/>
+    </w:pPr>
+    <w:tblPr>
+      <w:tblBorders>
+        <w:top w:val="single" w:color="auto" w:sz="4" w:space="0"/>
+        <w:left w:val="single" w:color="auto" w:sz="4" w:space="0"/>
+        <w:bottom w:val="single" w:color="auto" w:sz="4" w:space="0"/>
+        <w:right w:val="single" w:color="auto" w:sz="4" w:space="0"/>
+        <w:insideH w:val="single" w:color="auto" w:sz="4" w:space="0"/>
+        <w:insideV w:val="single" w:color="auto" w:sz="4" w:space="0"/>
+      </w:tblBorders>
+    </w:tblPr>
+  </w:style>
+  <w:style w:type="character" w:styleId="10">
     <w:name w:val="Strong"/>
-    <w:basedOn w:val="8"/>
+    <w:basedOn w:val="9"/>
     <w:qFormat/>
     <w:uiPriority w:val="0"/>
     <w:rPr>
       <w:b/>
     </w:rPr>
   </w:style>
-  <w:style w:type="character" w:styleId="10">
+  <w:style w:type="character" w:styleId="11">
     <w:name w:val="HTML Code"/>
-    <w:basedOn w:val="8"/>
+    <w:basedOn w:val="9"/>
     <w:uiPriority w:val="0"/>
     <w:rPr>
       <w:rFonts w:ascii="Courier New" w:hAnsi="Courier New"/>
